--- a/Fase 1/Evidencias Individuales/Gaete_Maria_1.1_APT122_AutoevaluacionCompetenciasFase1.docx
+++ b/Fase 1/Evidencias Individuales/Gaete_Maria_1.1_APT122_AutoevaluacionCompetenciasFase1.docx
@@ -921,16 +921,7 @@
                 <w:sz w:val="24"/>
                 <w:szCs w:val="24"/>
               </w:rPr>
-              <w:t>Ingeniería en Informática</w:t>
-            </w:r>
-            <w:r>
-              <w:rPr>
-                <w:rFonts w:eastAsiaTheme="majorEastAsia"/>
-                <w:color w:val="767171" w:themeColor="background2" w:themeShade="80"/>
-                <w:sz w:val="24"/>
-                <w:szCs w:val="24"/>
-              </w:rPr>
-              <w:t xml:space="preserve"> 1446114</w:t>
+              <w:t>Ingeniería en Informática 1446114</w:t>
             </w:r>
           </w:p>
         </w:tc>
@@ -1397,17 +1388,27 @@
         <w:tc>
           <w:tcPr>
             <w:tcW w:w="1055" w:type="dxa"/>
-          </w:tcPr>
-          <w:p>
-            <w:pPr>
-              <w:jc w:val="center"/>
-              <w:rPr>
-                <w:b/>
-                <w:bCs/>
-                <w:sz w:val="18"/>
-                <w:szCs w:val="18"/>
-              </w:rPr>
-            </w:pPr>
+            <w:shd w:val="clear" w:color="auto" w:fill="D9D9D9" w:themeFill="background1" w:themeFillShade="D9"/>
+          </w:tcPr>
+          <w:p>
+            <w:pPr>
+              <w:jc w:val="center"/>
+              <w:rPr>
+                <w:b/>
+                <w:bCs/>
+                <w:sz w:val="18"/>
+                <w:szCs w:val="18"/>
+              </w:rPr>
+            </w:pPr>
+            <w:r>
+              <w:rPr>
+                <w:b/>
+                <w:bCs/>
+                <w:sz w:val="18"/>
+                <w:szCs w:val="18"/>
+              </w:rPr>
+              <w:t>x</w:t>
+            </w:r>
           </w:p>
         </w:tc>
         <w:tc>
@@ -1456,6 +1457,15 @@
                 <w:szCs w:val="18"/>
               </w:rPr>
             </w:pPr>
+            <w:r>
+              <w:rPr>
+                <w:b/>
+                <w:bCs/>
+                <w:sz w:val="18"/>
+                <w:szCs w:val="18"/>
+              </w:rPr>
+              <w:t>Manejo la lógica matemática fundamental para resolver problemas computacionales cotidianos, pero requiero repaso en modelos algebraicos aplicados a problemas complejos.</w:t>
+            </w:r>
           </w:p>
         </w:tc>
       </w:tr>
@@ -1544,17 +1554,27 @@
         <w:tc>
           <w:tcPr>
             <w:tcW w:w="1055" w:type="dxa"/>
-          </w:tcPr>
-          <w:p>
-            <w:pPr>
-              <w:jc w:val="center"/>
-              <w:rPr>
-                <w:b/>
-                <w:bCs/>
-                <w:sz w:val="18"/>
-                <w:szCs w:val="18"/>
-              </w:rPr>
-            </w:pPr>
+            <w:shd w:val="clear" w:color="auto" w:fill="D9D9D9" w:themeFill="background1" w:themeFillShade="D9"/>
+          </w:tcPr>
+          <w:p>
+            <w:pPr>
+              <w:jc w:val="center"/>
+              <w:rPr>
+                <w:b/>
+                <w:bCs/>
+                <w:sz w:val="18"/>
+                <w:szCs w:val="18"/>
+              </w:rPr>
+            </w:pPr>
+            <w:r>
+              <w:rPr>
+                <w:b/>
+                <w:bCs/>
+                <w:sz w:val="18"/>
+                <w:szCs w:val="18"/>
+              </w:rPr>
+              <w:t>x</w:t>
+            </w:r>
           </w:p>
         </w:tc>
         <w:tc>
@@ -1603,6 +1623,15 @@
                 <w:szCs w:val="18"/>
               </w:rPr>
             </w:pPr>
+            <w:r>
+              <w:rPr>
+                <w:b/>
+                <w:bCs/>
+                <w:sz w:val="18"/>
+                <w:szCs w:val="18"/>
+              </w:rPr>
+              <w:t>Entiendo los conceptos centrales de la estadística para interpretar datos, pero necesito ejercitar su aplicación en el análisis cuantitativo profundo dentro de proyectos reales.</w:t>
+            </w:r>
           </w:p>
         </w:tc>
       </w:tr>
@@ -1655,17 +1684,27 @@
         <w:tc>
           <w:tcPr>
             <w:tcW w:w="926" w:type="dxa"/>
-          </w:tcPr>
-          <w:p>
-            <w:pPr>
-              <w:jc w:val="center"/>
-              <w:rPr>
-                <w:b/>
-                <w:bCs/>
-                <w:sz w:val="18"/>
-                <w:szCs w:val="18"/>
-              </w:rPr>
-            </w:pPr>
+            <w:shd w:val="clear" w:color="auto" w:fill="D9D9D9" w:themeFill="background1" w:themeFillShade="D9"/>
+          </w:tcPr>
+          <w:p>
+            <w:pPr>
+              <w:jc w:val="center"/>
+              <w:rPr>
+                <w:b/>
+                <w:bCs/>
+                <w:sz w:val="18"/>
+                <w:szCs w:val="18"/>
+              </w:rPr>
+            </w:pPr>
+            <w:r>
+              <w:rPr>
+                <w:b/>
+                <w:bCs/>
+                <w:sz w:val="18"/>
+                <w:szCs w:val="18"/>
+              </w:rPr>
+              <w:t>x</w:t>
+            </w:r>
           </w:p>
         </w:tc>
         <w:tc>
@@ -1730,6 +1769,15 @@
                 <w:szCs w:val="18"/>
               </w:rPr>
             </w:pPr>
+            <w:r>
+              <w:rPr>
+                <w:b/>
+                <w:bCs/>
+                <w:sz w:val="18"/>
+                <w:szCs w:val="18"/>
+              </w:rPr>
+              <w:t>Expreso mis ideas con claridad tanto de forma oral como escrita en entornos académicos y laborales. Solo requiero practicar la presentación técnica dirigida a audiencias no especializadas.</w:t>
+            </w:r>
           </w:p>
         </w:tc>
       </w:tr>
@@ -1818,17 +1866,27 @@
         <w:tc>
           <w:tcPr>
             <w:tcW w:w="1055" w:type="dxa"/>
-          </w:tcPr>
-          <w:p>
-            <w:pPr>
-              <w:jc w:val="center"/>
-              <w:rPr>
-                <w:b/>
-                <w:bCs/>
-                <w:sz w:val="18"/>
-                <w:szCs w:val="18"/>
-              </w:rPr>
-            </w:pPr>
+            <w:shd w:val="clear" w:color="auto" w:fill="D9D9D9" w:themeFill="background1" w:themeFillShade="D9"/>
+          </w:tcPr>
+          <w:p>
+            <w:pPr>
+              <w:jc w:val="center"/>
+              <w:rPr>
+                <w:b/>
+                <w:bCs/>
+                <w:sz w:val="18"/>
+                <w:szCs w:val="18"/>
+              </w:rPr>
+            </w:pPr>
+            <w:r>
+              <w:rPr>
+                <w:b/>
+                <w:bCs/>
+                <w:sz w:val="18"/>
+                <w:szCs w:val="18"/>
+              </w:rPr>
+              <w:t>x</w:t>
+            </w:r>
           </w:p>
         </w:tc>
         <w:tc>
@@ -1877,6 +1935,15 @@
                 <w:szCs w:val="18"/>
               </w:rPr>
             </w:pPr>
+            <w:r>
+              <w:rPr>
+                <w:b/>
+                <w:bCs/>
+                <w:sz w:val="18"/>
+                <w:szCs w:val="18"/>
+              </w:rPr>
+              <w:t>Comprendo documentación técnica e instrucciones en inglés con soltura, pero necesito reforzar la fluidez y espontaneidad en la interacción oral en reuniones de trabajo.</w:t>
+            </w:r>
           </w:p>
         </w:tc>
       </w:tr>
@@ -1930,17 +1997,27 @@
         <w:tc>
           <w:tcPr>
             <w:tcW w:w="926" w:type="dxa"/>
-          </w:tcPr>
-          <w:p>
-            <w:pPr>
-              <w:jc w:val="center"/>
-              <w:rPr>
-                <w:b/>
-                <w:bCs/>
-                <w:sz w:val="18"/>
-                <w:szCs w:val="18"/>
-              </w:rPr>
-            </w:pPr>
+            <w:shd w:val="clear" w:color="auto" w:fill="D9D9D9" w:themeFill="background1" w:themeFillShade="D9"/>
+          </w:tcPr>
+          <w:p>
+            <w:pPr>
+              <w:jc w:val="center"/>
+              <w:rPr>
+                <w:b/>
+                <w:bCs/>
+                <w:sz w:val="18"/>
+                <w:szCs w:val="18"/>
+              </w:rPr>
+            </w:pPr>
+            <w:r>
+              <w:rPr>
+                <w:b/>
+                <w:bCs/>
+                <w:sz w:val="18"/>
+                <w:szCs w:val="18"/>
+              </w:rPr>
+              <w:t>x</w:t>
+            </w:r>
           </w:p>
         </w:tc>
         <w:tc>
@@ -2005,6 +2082,15 @@
                 <w:szCs w:val="18"/>
               </w:rPr>
             </w:pPr>
+            <w:r>
+              <w:rPr>
+                <w:b/>
+                <w:bCs/>
+                <w:sz w:val="18"/>
+                <w:szCs w:val="18"/>
+              </w:rPr>
+              <w:t>Me integro bien en equipos de trabajo participando en la búsqueda de ideas creativas, aunque busco fortalecer la evaluación cuantitativa de riesgos al innovar.</w:t>
+            </w:r>
           </w:p>
         </w:tc>
       </w:tr>
@@ -2073,17 +2159,27 @@
         <w:tc>
           <w:tcPr>
             <w:tcW w:w="1055" w:type="dxa"/>
-          </w:tcPr>
-          <w:p>
-            <w:pPr>
-              <w:jc w:val="center"/>
-              <w:rPr>
-                <w:b/>
-                <w:bCs/>
-                <w:sz w:val="18"/>
-                <w:szCs w:val="18"/>
-              </w:rPr>
-            </w:pPr>
+            <w:shd w:val="clear" w:color="auto" w:fill="D9D9D9" w:themeFill="background1" w:themeFillShade="D9"/>
+          </w:tcPr>
+          <w:p>
+            <w:pPr>
+              <w:jc w:val="center"/>
+              <w:rPr>
+                <w:b/>
+                <w:bCs/>
+                <w:sz w:val="18"/>
+                <w:szCs w:val="18"/>
+              </w:rPr>
+            </w:pPr>
+            <w:r>
+              <w:rPr>
+                <w:b/>
+                <w:bCs/>
+                <w:sz w:val="18"/>
+                <w:szCs w:val="18"/>
+              </w:rPr>
+              <w:t>x</w:t>
+            </w:r>
           </w:p>
         </w:tc>
         <w:tc>
@@ -2132,6 +2228,15 @@
                 <w:szCs w:val="18"/>
               </w:rPr>
             </w:pPr>
+            <w:r>
+              <w:rPr>
+                <w:b/>
+                <w:bCs/>
+                <w:sz w:val="18"/>
+                <w:szCs w:val="18"/>
+              </w:rPr>
+              <w:t>Identifico oportunidades de innovación técnica, pero requiero profundizar en la formulación de modelos de negocio y viabilidad financiera para emprender.</w:t>
+            </w:r>
           </w:p>
         </w:tc>
       </w:tr>
@@ -2204,17 +2309,27 @@
         <w:tc>
           <w:tcPr>
             <w:tcW w:w="926" w:type="dxa"/>
-          </w:tcPr>
-          <w:p>
-            <w:pPr>
-              <w:jc w:val="center"/>
-              <w:rPr>
-                <w:b/>
-                <w:bCs/>
-                <w:sz w:val="18"/>
-                <w:szCs w:val="18"/>
-              </w:rPr>
-            </w:pPr>
+            <w:shd w:val="clear" w:color="auto" w:fill="D9D9D9" w:themeFill="background1" w:themeFillShade="D9"/>
+          </w:tcPr>
+          <w:p>
+            <w:pPr>
+              <w:jc w:val="center"/>
+              <w:rPr>
+                <w:b/>
+                <w:bCs/>
+                <w:sz w:val="18"/>
+                <w:szCs w:val="18"/>
+              </w:rPr>
+            </w:pPr>
+            <w:r>
+              <w:rPr>
+                <w:b/>
+                <w:bCs/>
+                <w:sz w:val="18"/>
+                <w:szCs w:val="18"/>
+              </w:rPr>
+              <w:t>x</w:t>
+            </w:r>
           </w:p>
         </w:tc>
         <w:tc>
@@ -2279,6 +2394,15 @@
                 <w:szCs w:val="18"/>
               </w:rPr>
             </w:pPr>
+            <w:r>
+              <w:rPr>
+                <w:b/>
+                <w:bCs/>
+                <w:sz w:val="18"/>
+                <w:szCs w:val="18"/>
+              </w:rPr>
+              <w:t>Tengo una base sólida para desplegar servicios y configurar entornos empresariales, requiriendo solo pulir aspectos avanzados de automatización de infraestructura.</w:t>
+            </w:r>
           </w:p>
         </w:tc>
       </w:tr>
@@ -2351,17 +2475,27 @@
         <w:tc>
           <w:tcPr>
             <w:tcW w:w="926" w:type="dxa"/>
-          </w:tcPr>
-          <w:p>
-            <w:pPr>
-              <w:jc w:val="center"/>
-              <w:rPr>
-                <w:b/>
-                <w:bCs/>
-                <w:sz w:val="18"/>
-                <w:szCs w:val="18"/>
-              </w:rPr>
-            </w:pPr>
+            <w:shd w:val="clear" w:color="auto" w:fill="D9D9D9" w:themeFill="background1" w:themeFillShade="D9"/>
+          </w:tcPr>
+          <w:p>
+            <w:pPr>
+              <w:jc w:val="center"/>
+              <w:rPr>
+                <w:b/>
+                <w:bCs/>
+                <w:sz w:val="18"/>
+                <w:szCs w:val="18"/>
+              </w:rPr>
+            </w:pPr>
+            <w:r>
+              <w:rPr>
+                <w:b/>
+                <w:bCs/>
+                <w:sz w:val="18"/>
+                <w:szCs w:val="18"/>
+              </w:rPr>
+              <w:t>x</w:t>
+            </w:r>
           </w:p>
         </w:tc>
         <w:tc>
@@ -2426,6 +2560,15 @@
                 <w:szCs w:val="18"/>
               </w:rPr>
             </w:pPr>
+            <w:r>
+              <w:rPr>
+                <w:b/>
+                <w:bCs/>
+                <w:sz w:val="18"/>
+                <w:szCs w:val="18"/>
+              </w:rPr>
+              <w:t>Poseo una buena visión para analizar procesos y proponer soluciones alineadas a las necesidades organizacionales. Solo me falta profundizar en la evaluación de impacto a largo plazo en arquitecturas complejas.</w:t>
+            </w:r>
           </w:p>
         </w:tc>
       </w:tr>
@@ -2473,6 +2616,15 @@
                 <w:szCs w:val="18"/>
               </w:rPr>
             </w:pPr>
+            <w:r>
+              <w:rPr>
+                <w:b/>
+                <w:bCs/>
+                <w:sz w:val="18"/>
+                <w:szCs w:val="18"/>
+              </w:rPr>
+              <w:t>x</w:t>
+            </w:r>
           </w:p>
         </w:tc>
         <w:tc>
@@ -2553,6 +2705,15 @@
                 <w:szCs w:val="18"/>
               </w:rPr>
             </w:pPr>
+            <w:r>
+              <w:rPr>
+                <w:b/>
+                <w:bCs/>
+                <w:sz w:val="18"/>
+                <w:szCs w:val="18"/>
+              </w:rPr>
+              <w:t>Siento total seguridad al abordar el ciclo de vida del desarrollo de software. Aplico metodologías claras para estructurar, mantener y escalar las aplicaciones sin inconvenientes, lo que me permite garantizar la calidad del producto final</w:t>
+            </w:r>
           </w:p>
         </w:tc>
       </w:tr>
@@ -2582,7 +2743,7 @@
                 <w:sz w:val="18"/>
                 <w:szCs w:val="18"/>
               </w:rPr>
-              <w:t xml:space="preserve">Construir Modelos de datos para soportar los requerimientos de </w:t>
+              <w:t xml:space="preserve">Construir Modelos de datos para soportar </w:t>
             </w:r>
             <w:r>
               <w:rPr>
@@ -2592,7 +2753,7 @@
                 <w:szCs w:val="18"/>
               </w:rPr>
               <w:lastRenderedPageBreak/>
-              <w:t>la organización acuerdo a un diseño definido y escalable en el tiempo.</w:t>
+              <w:t>los requerimientos de la organización acuerdo a un diseño definido y escalable en el tiempo.</w:t>
             </w:r>
           </w:p>
         </w:tc>
@@ -2615,17 +2776,27 @@
         <w:tc>
           <w:tcPr>
             <w:tcW w:w="926" w:type="dxa"/>
-          </w:tcPr>
-          <w:p>
-            <w:pPr>
-              <w:jc w:val="center"/>
-              <w:rPr>
-                <w:b/>
-                <w:bCs/>
-                <w:sz w:val="18"/>
-                <w:szCs w:val="18"/>
-              </w:rPr>
-            </w:pPr>
+            <w:shd w:val="clear" w:color="auto" w:fill="D9D9D9" w:themeFill="background1" w:themeFillShade="D9"/>
+          </w:tcPr>
+          <w:p>
+            <w:pPr>
+              <w:jc w:val="center"/>
+              <w:rPr>
+                <w:b/>
+                <w:bCs/>
+                <w:sz w:val="18"/>
+                <w:szCs w:val="18"/>
+              </w:rPr>
+            </w:pPr>
+            <w:r>
+              <w:rPr>
+                <w:b/>
+                <w:bCs/>
+                <w:sz w:val="18"/>
+                <w:szCs w:val="18"/>
+              </w:rPr>
+              <w:t>x</w:t>
+            </w:r>
           </w:p>
         </w:tc>
         <w:tc>
@@ -2690,6 +2861,25 @@
                 <w:szCs w:val="18"/>
               </w:rPr>
             </w:pPr>
+            <w:r>
+              <w:rPr>
+                <w:b/>
+                <w:bCs/>
+                <w:sz w:val="18"/>
+                <w:szCs w:val="18"/>
+              </w:rPr>
+              <w:t xml:space="preserve">Comprendo bien el diseño lógico y físico de bases de </w:t>
+            </w:r>
+            <w:r>
+              <w:rPr>
+                <w:b/>
+                <w:bCs/>
+                <w:sz w:val="18"/>
+                <w:szCs w:val="18"/>
+              </w:rPr>
+              <w:lastRenderedPageBreak/>
+              <w:t>datos escalables, aunque me gustaría afinar detalles en cuanto a la optimización para volúmenes de datos masivos.</w:t>
+            </w:r>
           </w:p>
         </w:tc>
       </w:tr>
@@ -2746,17 +2936,27 @@
         <w:tc>
           <w:tcPr>
             <w:tcW w:w="1017" w:type="dxa"/>
-          </w:tcPr>
-          <w:p>
-            <w:pPr>
-              <w:jc w:val="center"/>
-              <w:rPr>
-                <w:b/>
-                <w:bCs/>
-                <w:sz w:val="18"/>
-                <w:szCs w:val="18"/>
-              </w:rPr>
-            </w:pPr>
+            <w:shd w:val="clear" w:color="auto" w:fill="D9D9D9" w:themeFill="background1" w:themeFillShade="D9"/>
+          </w:tcPr>
+          <w:p>
+            <w:pPr>
+              <w:jc w:val="center"/>
+              <w:rPr>
+                <w:b/>
+                <w:bCs/>
+                <w:sz w:val="18"/>
+                <w:szCs w:val="18"/>
+              </w:rPr>
+            </w:pPr>
+            <w:r>
+              <w:rPr>
+                <w:b/>
+                <w:bCs/>
+                <w:sz w:val="18"/>
+                <w:szCs w:val="18"/>
+              </w:rPr>
+              <w:t>x</w:t>
+            </w:r>
           </w:p>
         </w:tc>
         <w:tc>
@@ -2837,6 +3037,15 @@
                 <w:szCs w:val="18"/>
               </w:rPr>
             </w:pPr>
+            <w:r>
+              <w:rPr>
+                <w:b/>
+                <w:bCs/>
+                <w:sz w:val="18"/>
+                <w:szCs w:val="18"/>
+              </w:rPr>
+              <w:t>Domino la manipulación y consulta de datos. Redacto sentencias y rutinas eficientes asegurando la integridad de la información y respondiendo a los requerimientos del negocio.</w:t>
+            </w:r>
           </w:p>
         </w:tc>
       </w:tr>
@@ -2873,17 +3082,27 @@
         <w:tc>
           <w:tcPr>
             <w:tcW w:w="1017" w:type="dxa"/>
-          </w:tcPr>
-          <w:p>
-            <w:pPr>
-              <w:jc w:val="center"/>
-              <w:rPr>
-                <w:b/>
-                <w:bCs/>
-                <w:sz w:val="18"/>
-                <w:szCs w:val="18"/>
-              </w:rPr>
-            </w:pPr>
+            <w:shd w:val="clear" w:color="auto" w:fill="D9D9D9" w:themeFill="background1" w:themeFillShade="D9"/>
+          </w:tcPr>
+          <w:p>
+            <w:pPr>
+              <w:jc w:val="center"/>
+              <w:rPr>
+                <w:b/>
+                <w:bCs/>
+                <w:sz w:val="18"/>
+                <w:szCs w:val="18"/>
+              </w:rPr>
+            </w:pPr>
+            <w:r>
+              <w:rPr>
+                <w:b/>
+                <w:bCs/>
+                <w:sz w:val="18"/>
+                <w:szCs w:val="18"/>
+              </w:rPr>
+              <w:t>x</w:t>
+            </w:r>
           </w:p>
         </w:tc>
         <w:tc>
@@ -2964,6 +3183,15 @@
                 <w:szCs w:val="18"/>
               </w:rPr>
             </w:pPr>
+            <w:r>
+              <w:rPr>
+                <w:b/>
+                <w:bCs/>
+                <w:sz w:val="18"/>
+                <w:szCs w:val="18"/>
+              </w:rPr>
+              <w:t>Me desenvuelvo con mucha fluidez en la programación. Aplico estándares de la industria, limpio mi código y adapto las tecnologías del mercado con facilidad ante desafíos técnicos complejos.</w:t>
+            </w:r>
           </w:p>
         </w:tc>
       </w:tr>
@@ -3032,17 +3260,27 @@
         <w:tc>
           <w:tcPr>
             <w:tcW w:w="1055" w:type="dxa"/>
-          </w:tcPr>
-          <w:p>
-            <w:pPr>
-              <w:jc w:val="center"/>
-              <w:rPr>
-                <w:b/>
-                <w:bCs/>
-                <w:sz w:val="18"/>
-                <w:szCs w:val="18"/>
-              </w:rPr>
-            </w:pPr>
+            <w:shd w:val="clear" w:color="auto" w:fill="D9D9D9" w:themeFill="background1" w:themeFillShade="D9"/>
+          </w:tcPr>
+          <w:p>
+            <w:pPr>
+              <w:jc w:val="center"/>
+              <w:rPr>
+                <w:b/>
+                <w:bCs/>
+                <w:sz w:val="18"/>
+                <w:szCs w:val="18"/>
+              </w:rPr>
+            </w:pPr>
+            <w:r>
+              <w:rPr>
+                <w:b/>
+                <w:bCs/>
+                <w:sz w:val="18"/>
+                <w:szCs w:val="18"/>
+              </w:rPr>
+              <w:t>x</w:t>
+            </w:r>
           </w:p>
         </w:tc>
         <w:tc>
@@ -3091,6 +3329,15 @@
                 <w:szCs w:val="18"/>
               </w:rPr>
             </w:pPr>
+            <w:r>
+              <w:rPr>
+                <w:b/>
+                <w:bCs/>
+                <w:sz w:val="18"/>
+                <w:szCs w:val="18"/>
+              </w:rPr>
+              <w:t>Conozco los tipos de pruebas y su importancia, pero me falta adquirir más práctica en la automatización de pruebas integrales y de rendimiento bajo marcos de trabajo industriales.</w:t>
+            </w:r>
           </w:p>
         </w:tc>
       </w:tr>
@@ -3159,17 +3406,27 @@
         <w:tc>
           <w:tcPr>
             <w:tcW w:w="1055" w:type="dxa"/>
-          </w:tcPr>
-          <w:p>
-            <w:pPr>
-              <w:jc w:val="center"/>
-              <w:rPr>
-                <w:b/>
-                <w:bCs/>
-                <w:sz w:val="18"/>
-                <w:szCs w:val="18"/>
-              </w:rPr>
-            </w:pPr>
+            <w:shd w:val="clear" w:color="auto" w:fill="D9D9D9" w:themeFill="background1" w:themeFillShade="D9"/>
+          </w:tcPr>
+          <w:p>
+            <w:pPr>
+              <w:jc w:val="center"/>
+              <w:rPr>
+                <w:b/>
+                <w:bCs/>
+                <w:sz w:val="18"/>
+                <w:szCs w:val="18"/>
+              </w:rPr>
+            </w:pPr>
+            <w:r>
+              <w:rPr>
+                <w:b/>
+                <w:bCs/>
+                <w:sz w:val="18"/>
+                <w:szCs w:val="18"/>
+              </w:rPr>
+              <w:t>x</w:t>
+            </w:r>
           </w:p>
         </w:tc>
         <w:tc>
@@ -3218,6 +3475,15 @@
                 <w:szCs w:val="18"/>
               </w:rPr>
             </w:pPr>
+            <w:r>
+              <w:rPr>
+                <w:b/>
+                <w:bCs/>
+                <w:sz w:val="18"/>
+                <w:szCs w:val="18"/>
+              </w:rPr>
+              <w:t>Entiendo las arquitecturas de software tradicionales, pero necesito afianzar mis conocimientos en el diseño e integración de patrones de arquitectura distributiva o en la nube.</w:t>
+            </w:r>
           </w:p>
         </w:tc>
       </w:tr>
@@ -3290,17 +3556,27 @@
         <w:tc>
           <w:tcPr>
             <w:tcW w:w="926" w:type="dxa"/>
-          </w:tcPr>
-          <w:p>
-            <w:pPr>
-              <w:jc w:val="center"/>
-              <w:rPr>
-                <w:b/>
-                <w:bCs/>
-                <w:sz w:val="18"/>
-                <w:szCs w:val="18"/>
-              </w:rPr>
-            </w:pPr>
+            <w:shd w:val="clear" w:color="auto" w:fill="D9D9D9" w:themeFill="background1" w:themeFillShade="D9"/>
+          </w:tcPr>
+          <w:p>
+            <w:pPr>
+              <w:jc w:val="center"/>
+              <w:rPr>
+                <w:b/>
+                <w:bCs/>
+                <w:sz w:val="18"/>
+                <w:szCs w:val="18"/>
+              </w:rPr>
+            </w:pPr>
+            <w:r>
+              <w:rPr>
+                <w:b/>
+                <w:bCs/>
+                <w:sz w:val="18"/>
+                <w:szCs w:val="18"/>
+              </w:rPr>
+              <w:t>x</w:t>
+            </w:r>
           </w:p>
         </w:tc>
         <w:tc>
@@ -3365,6 +3641,15 @@
                 <w:szCs w:val="18"/>
               </w:rPr>
             </w:pPr>
+            <w:r>
+              <w:rPr>
+                <w:b/>
+                <w:bCs/>
+                <w:sz w:val="18"/>
+                <w:szCs w:val="18"/>
+              </w:rPr>
+              <w:t>Logro integrar correctamente las distintas capas de un sistema para resolver problemas del negocio, necesitando afinar detalles en la integración con sistemas heredados.</w:t>
+            </w:r>
           </w:p>
         </w:tc>
       </w:tr>
@@ -3433,17 +3718,27 @@
         <w:tc>
           <w:tcPr>
             <w:tcW w:w="1055" w:type="dxa"/>
-          </w:tcPr>
-          <w:p>
-            <w:pPr>
-              <w:jc w:val="center"/>
-              <w:rPr>
-                <w:b/>
-                <w:bCs/>
-                <w:sz w:val="18"/>
-                <w:szCs w:val="18"/>
-              </w:rPr>
-            </w:pPr>
+            <w:shd w:val="clear" w:color="auto" w:fill="D9D9D9" w:themeFill="background1" w:themeFillShade="D9"/>
+          </w:tcPr>
+          <w:p>
+            <w:pPr>
+              <w:jc w:val="center"/>
+              <w:rPr>
+                <w:b/>
+                <w:bCs/>
+                <w:sz w:val="18"/>
+                <w:szCs w:val="18"/>
+              </w:rPr>
+            </w:pPr>
+            <w:r>
+              <w:rPr>
+                <w:b/>
+                <w:bCs/>
+                <w:sz w:val="18"/>
+                <w:szCs w:val="18"/>
+              </w:rPr>
+              <w:t>x</w:t>
+            </w:r>
           </w:p>
         </w:tc>
         <w:tc>
@@ -3492,6 +3787,15 @@
                 <w:szCs w:val="18"/>
               </w:rPr>
             </w:pPr>
+            <w:r>
+              <w:rPr>
+                <w:b/>
+                <w:bCs/>
+                <w:sz w:val="18"/>
+                <w:szCs w:val="18"/>
+              </w:rPr>
+              <w:t>Aplico pautas básicas de desarrollo seguro, pero necesito profundizar en auditorías de código, análisis de vulnerabilidades y normativas internacionales de ciberseguridad.</w:t>
+            </w:r>
           </w:p>
         </w:tc>
       </w:tr>
@@ -3521,7 +3825,17 @@
                 <w:sz w:val="18"/>
                 <w:szCs w:val="18"/>
               </w:rPr>
-              <w:t xml:space="preserve">Gestionar proyectos informáticos, ofreciendo alternativas para la toma de decisiones </w:t>
+              <w:t xml:space="preserve">Gestionar proyectos informáticos, ofreciendo alternativas para la </w:t>
+            </w:r>
+            <w:r>
+              <w:rPr>
+                <w:b/>
+                <w:bCs/>
+                <w:sz w:val="18"/>
+                <w:szCs w:val="18"/>
+              </w:rPr>
+              <w:lastRenderedPageBreak/>
+              <w:t xml:space="preserve">toma de decisiones </w:t>
             </w:r>
             <w:proofErr w:type="gramStart"/>
             <w:r>
@@ -3531,17 +3845,7 @@
                 <w:sz w:val="18"/>
                 <w:szCs w:val="18"/>
               </w:rPr>
-              <w:t xml:space="preserve">de </w:t>
-            </w:r>
-            <w:r>
-              <w:rPr>
-                <w:b/>
-                <w:bCs/>
-                <w:sz w:val="18"/>
-                <w:szCs w:val="18"/>
-              </w:rPr>
-              <w:lastRenderedPageBreak/>
-              <w:t>acuerdo a</w:t>
+              <w:t>de acuerdo a</w:t>
             </w:r>
             <w:proofErr w:type="gramEnd"/>
             <w:r>
@@ -3574,17 +3878,27 @@
         <w:tc>
           <w:tcPr>
             <w:tcW w:w="926" w:type="dxa"/>
-          </w:tcPr>
-          <w:p>
-            <w:pPr>
-              <w:jc w:val="center"/>
-              <w:rPr>
-                <w:b/>
-                <w:bCs/>
-                <w:sz w:val="18"/>
-                <w:szCs w:val="18"/>
-              </w:rPr>
-            </w:pPr>
+            <w:shd w:val="clear" w:color="auto" w:fill="D9D9D9" w:themeFill="background1" w:themeFillShade="D9"/>
+          </w:tcPr>
+          <w:p>
+            <w:pPr>
+              <w:jc w:val="center"/>
+              <w:rPr>
+                <w:b/>
+                <w:bCs/>
+                <w:sz w:val="18"/>
+                <w:szCs w:val="18"/>
+              </w:rPr>
+            </w:pPr>
+            <w:r>
+              <w:rPr>
+                <w:b/>
+                <w:bCs/>
+                <w:sz w:val="18"/>
+                <w:szCs w:val="18"/>
+              </w:rPr>
+              <w:t>x</w:t>
+            </w:r>
           </w:p>
         </w:tc>
         <w:tc>
@@ -3649,6 +3963,25 @@
                 <w:szCs w:val="18"/>
               </w:rPr>
             </w:pPr>
+            <w:r>
+              <w:rPr>
+                <w:b/>
+                <w:bCs/>
+                <w:sz w:val="18"/>
+                <w:szCs w:val="18"/>
+              </w:rPr>
+              <w:t xml:space="preserve">Manejo los conceptos clave de la gestión de proyectos y la estimación de tiempos y tareas. Quisiera reforzar el uso </w:t>
+            </w:r>
+            <w:r>
+              <w:rPr>
+                <w:b/>
+                <w:bCs/>
+                <w:sz w:val="18"/>
+                <w:szCs w:val="18"/>
+              </w:rPr>
+              <w:lastRenderedPageBreak/>
+              <w:t>de indicadores de gestión más avanzados.</w:t>
+            </w:r>
           </w:p>
         </w:tc>
       </w:tr>
@@ -3737,17 +4070,27 @@
         <w:tc>
           <w:tcPr>
             <w:tcW w:w="1055" w:type="dxa"/>
-          </w:tcPr>
-          <w:p>
-            <w:pPr>
-              <w:jc w:val="center"/>
-              <w:rPr>
-                <w:b/>
-                <w:bCs/>
-                <w:sz w:val="18"/>
-                <w:szCs w:val="18"/>
-              </w:rPr>
-            </w:pPr>
+            <w:shd w:val="clear" w:color="auto" w:fill="D9D9D9" w:themeFill="background1" w:themeFillShade="D9"/>
+          </w:tcPr>
+          <w:p>
+            <w:pPr>
+              <w:jc w:val="center"/>
+              <w:rPr>
+                <w:b/>
+                <w:bCs/>
+                <w:sz w:val="18"/>
+                <w:szCs w:val="18"/>
+              </w:rPr>
+            </w:pPr>
+            <w:r>
+              <w:rPr>
+                <w:b/>
+                <w:bCs/>
+                <w:sz w:val="18"/>
+                <w:szCs w:val="18"/>
+              </w:rPr>
+              <w:t>x</w:t>
+            </w:r>
           </w:p>
         </w:tc>
         <w:tc>
@@ -3796,6 +4139,15 @@
                 <w:szCs w:val="18"/>
               </w:rPr>
             </w:pPr>
+            <w:r>
+              <w:rPr>
+                <w:b/>
+                <w:bCs/>
+                <w:sz w:val="18"/>
+                <w:szCs w:val="18"/>
+              </w:rPr>
+              <w:t>Conozco los principios de ETL y procesamiento de datos, pero debo fortalecer mi práctica en el manejo de herramientas especializadas para Big Data y analítica avanzada.</w:t>
+            </w:r>
           </w:p>
         </w:tc>
       </w:tr>
@@ -4091,14 +4443,14 @@
                 </wp:anchor>
               </w:drawing>
             </mc:Choice>
-            <mc:Fallback xmlns:a14="http://schemas.microsoft.com/office/drawing/2010/main" xmlns:a="http://schemas.openxmlformats.org/drawingml/2006/main">
+            <mc:Fallback>
               <w:pict>
-                <v:group id="Grupo 32" style="position:absolute;margin-left:0;margin-top:0;width:610.5pt;height:15pt;z-index:251659264;mso-width-percent:1000;mso-position-horizontal:center;mso-position-horizontal-relative:page;mso-position-vertical:center;mso-position-vertical-relative:bottom-margin-area;mso-width-percent:1000" coordsize="12255,300" coordorigin=",14970" o:spid="_x0000_s1026" w14:anchorId="51D00065" o:gfxdata="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">
+                <v:group w14:anchorId="51D00065" id="Grupo 32" o:spid="_x0000_s1026" style="position:absolute;margin-left:0;margin-top:0;width:610.5pt;height:15pt;z-index:251659264;mso-width-percent:1000;mso-position-horizontal:center;mso-position-horizontal-relative:page;mso-position-vertical:center;mso-position-vertical-relative:bottom-margin-area;mso-width-percent:1000" coordorigin=",14970" coordsize="12255,300" o:gfxdata="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">
                   <v:shapetype id="_x0000_t202" coordsize="21600,21600" o:spt="202" path="m,l,21600r21600,l21600,xe">
                     <v:stroke joinstyle="miter"/>
                     <v:path gradientshapeok="t" o:connecttype="rect"/>
                   </v:shapetype>
-                  <v:shape id="Text Box 25" style="position:absolute;left:10803;top:14982;width:659;height:288;visibility:visible;mso-wrap-style:square;v-text-anchor:top" o:spid="_x0000_s1027" filled="f" stroked="f" type="#_x0000_t202" o:gfxdata="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">
+                  <v:shape id="Text Box 25" o:spid="_x0000_s1027" type="#_x0000_t202" style="position:absolute;left:10803;top:14982;width:659;height:288;visibility:visible;mso-wrap-style:square;v-text-anchor:top" o:gfxdata="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" filled="f" stroked="f">
                     <v:textbox inset="0,0,0,0">
                       <w:txbxContent>
                         <w:p>
@@ -4132,20 +4484,20 @@
                       </w:txbxContent>
                     </v:textbox>
                   </v:shape>
-                  <v:group id="Group 31" style="position:absolute;top:14970;width:12255;height:230;flip:x" coordsize="12255,230" coordorigin="-8,14978" o:spid="_x0000_s1028" o:gfxdata="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">
-                    <v:shapetype id="_x0000_t34" coordsize="21600,21600" o:oned="t" filled="f" o:spt="34" adj="10800" path="m,l@0,0@0,21600,21600,21600e">
+                  <v:group id="Group 31" o:spid="_x0000_s1028" style="position:absolute;top:14970;width:12255;height:230;flip:x" coordorigin="-8,14978" coordsize="12255,230" o:gfxdata="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">
+                    <v:shapetype id="_x0000_t34" coordsize="21600,21600" o:spt="34" o:oned="t" adj="10800" path="m,l@0,0@0,21600,21600,21600e" filled="f">
                       <v:stroke joinstyle="miter"/>
                       <v:formulas>
                         <v:f eqn="val #0"/>
                       </v:formulas>
-                      <v:path fillok="f" arrowok="t" o:connecttype="none"/>
+                      <v:path arrowok="t" fillok="f" o:connecttype="none"/>
                       <v:handles>
                         <v:h position="#0,center"/>
                       </v:handles>
                       <o:lock v:ext="edit" shapetype="t"/>
                     </v:shapetype>
-                    <v:shape id="AutoShape 27" style="position:absolute;left:-8;top:14978;width:1260;height:230;flip:y;visibility:visible;mso-wrap-style:square" o:spid="_x0000_s1029" strokecolor="#a5a5a5" o:connectortype="elbow" type="#_x0000_t34" o:gfxdata="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"/>
-                    <v:shape id="AutoShape 28" style="position:absolute;left:1252;top:14978;width:10995;height:230;rotation:180;visibility:visible;mso-wrap-style:square" o:spid="_x0000_s1030" strokecolor="#a5a5a5" o:connectortype="elbow" type="#_x0000_t34" adj="20904" o:gfxdata="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"/>
+                    <v:shape id="AutoShape 27" o:spid="_x0000_s1029" type="#_x0000_t34" style="position:absolute;left:-8;top:14978;width:1260;height:230;flip:y;visibility:visible;mso-wrap-style:square" o:connectortype="elbow" o:gfxdata="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" strokecolor="#a5a5a5"/>
+                    <v:shape id="AutoShape 28" o:spid="_x0000_s1030" type="#_x0000_t34" style="position:absolute;left:1252;top:14978;width:10995;height:230;rotation:180;visibility:visible;mso-wrap-style:square" o:connectortype="elbow" o:gfxdata="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" adj="20904" strokecolor="#a5a5a5"/>
                   </v:group>
                   <w10:wrap anchorx="page" anchory="margin"/>
                 </v:group>
@@ -9937,7 +10289,6 @@
   <w:style w:type="character" w:default="1" w:styleId="Fuentedeprrafopredeter">
     <w:name w:val="Default Paragraph Font"/>
     <w:uiPriority w:val="1"/>
-    <w:semiHidden/>
     <w:unhideWhenUsed/>
   </w:style>
   <w:style w:type="table" w:default="1" w:styleId="Tablanormal">
@@ -11238,10 +11589,6 @@
 </file>
 
 <file path=customXml/item1.xml><?xml version="1.0" encoding="utf-8"?>
-<b:Sources xmlns:b="http://schemas.openxmlformats.org/officeDocument/2006/bibliography" xmlns="http://schemas.openxmlformats.org/officeDocument/2006/bibliography" SelectedStyle="\APASixthEditionOfficeOnline.xsl" StyleName="APA" Version="6"/>
-</file>
-
-<file path=customXml/item2.xml><?xml version="1.0" encoding="utf-8"?>
 <ct:contentTypeSchema xmlns:ct="http://schemas.microsoft.com/office/2006/metadata/contentType" xmlns:ma="http://schemas.microsoft.com/office/2006/metadata/properties/metaAttributes" ct:_="" ma:_="" ma:contentTypeName="Documento" ma:contentTypeID="0x010100E96778489EE7714D8BD12CC105EB918B" ma:contentTypeVersion="2" ma:contentTypeDescription="Crear nuevo documento." ma:contentTypeScope="" ma:versionID="416c5c7ae9b5d54d83875cd3c65194e3">
   <xsd:schema xmlns:xsd="http://www.w3.org/2001/XMLSchema" xmlns:xs="http://www.w3.org/2001/XMLSchema" xmlns:p="http://schemas.microsoft.com/office/2006/metadata/properties" xmlns:ns2="126e8a1c-9ea9-435a-ac89-d06c80d62e30" targetNamespace="http://schemas.microsoft.com/office/2006/metadata/properties" ma:root="true" ma:fieldsID="70a237c842677bd850644f8595079f5e" ns2:_="">
     <xsd:import namespace="126e8a1c-9ea9-435a-ac89-d06c80d62e30"/>
@@ -11373,13 +11720,11 @@
 </ct:contentTypeSchema>
 </file>
 
-<file path=customXml/item3.xml><?xml version="1.0" encoding="utf-8"?>
-<p:properties xmlns:p="http://schemas.microsoft.com/office/2006/metadata/properties" xmlns:xsi="http://www.w3.org/2001/XMLSchema-instance" xmlns:pc="http://schemas.microsoft.com/office/infopath/2007/PartnerControls">
-  <documentManagement/>
-</p:properties>
+<file path=customXml/item2.xml><?xml version="1.0" encoding="utf-8"?>
+<b:Sources xmlns:b="http://schemas.openxmlformats.org/officeDocument/2006/bibliography" xmlns="http://schemas.openxmlformats.org/officeDocument/2006/bibliography" SelectedStyle="\APASixthEditionOfficeOnline.xsl" StyleName="APA" Version="6"/>
 </file>
 
-<file path=customXml/item4.xml><?xml version="1.0" encoding="utf-8"?>
+<file path=customXml/item3.xml><?xml version="1.0" encoding="utf-8"?>
 <?mso-contentType ?>
 <FormTemplates xmlns="http://schemas.microsoft.com/sharepoint/v3/contenttype/forms">
   <Display>DocumentLibraryForm</Display>
@@ -11388,15 +11733,13 @@
 </FormTemplates>
 </file>
 
-<file path=customXml/itemProps1.xml><?xml version="1.0" encoding="utf-8"?>
-<ds:datastoreItem xmlns:ds="http://schemas.openxmlformats.org/officeDocument/2006/customXml" ds:itemID="{6E8A10B9-B765-4F0B-A47F-7CB788CD8F65}">
-  <ds:schemaRefs>
-    <ds:schemaRef ds:uri="http://schemas.openxmlformats.org/officeDocument/2006/bibliography"/>
-  </ds:schemaRefs>
-</ds:datastoreItem>
+<file path=customXml/item4.xml><?xml version="1.0" encoding="utf-8"?>
+<p:properties xmlns:p="http://schemas.microsoft.com/office/2006/metadata/properties" xmlns:xsi="http://www.w3.org/2001/XMLSchema-instance" xmlns:pc="http://schemas.microsoft.com/office/infopath/2007/PartnerControls">
+  <documentManagement/>
+</p:properties>
 </file>
 
-<file path=customXml/itemProps2.xml><?xml version="1.0" encoding="utf-8"?>
+<file path=customXml/itemProps1.xml><?xml version="1.0" encoding="utf-8"?>
 <ds:datastoreItem xmlns:ds="http://schemas.openxmlformats.org/officeDocument/2006/customXml" ds:itemID="{767CD2D5-7A6C-47C3-9B54-C4225C74DD0B}">
   <ds:schemaRefs>
     <ds:schemaRef ds:uri="http://schemas.microsoft.com/office/2006/metadata/contentType"/>
@@ -11414,19 +11757,27 @@
 </ds:datastoreItem>
 </file>
 
+<file path=customXml/itemProps2.xml><?xml version="1.0" encoding="utf-8"?>
+<ds:datastoreItem xmlns:ds="http://schemas.openxmlformats.org/officeDocument/2006/customXml" ds:itemID="{6E8A10B9-B765-4F0B-A47F-7CB788CD8F65}">
+  <ds:schemaRefs>
+    <ds:schemaRef ds:uri="http://schemas.openxmlformats.org/officeDocument/2006/bibliography"/>
+  </ds:schemaRefs>
+</ds:datastoreItem>
+</file>
+
 <file path=customXml/itemProps3.xml><?xml version="1.0" encoding="utf-8"?>
+<ds:datastoreItem xmlns:ds="http://schemas.openxmlformats.org/officeDocument/2006/customXml" ds:itemID="{DABAA964-10BA-4DBC-ABF2-CDEAC0FAF7AA}">
+  <ds:schemaRefs>
+    <ds:schemaRef ds:uri="http://schemas.microsoft.com/sharepoint/v3/contenttype/forms"/>
+  </ds:schemaRefs>
+</ds:datastoreItem>
+</file>
+
+<file path=customXml/itemProps4.xml><?xml version="1.0" encoding="utf-8"?>
 <ds:datastoreItem xmlns:ds="http://schemas.openxmlformats.org/officeDocument/2006/customXml" ds:itemID="{5F1783E3-BA1C-4CA3-8E32-C9B378BBED03}">
   <ds:schemaRefs>
     <ds:schemaRef ds:uri="http://schemas.microsoft.com/office/2006/metadata/properties"/>
     <ds:schemaRef ds:uri="http://schemas.microsoft.com/office/infopath/2007/PartnerControls"/>
   </ds:schemaRefs>
 </ds:datastoreItem>
-</file>
-
-<file path=customXml/itemProps4.xml><?xml version="1.0" encoding="utf-8"?>
-<ds:datastoreItem xmlns:ds="http://schemas.openxmlformats.org/officeDocument/2006/customXml" ds:itemID="{DABAA964-10BA-4DBC-ABF2-CDEAC0FAF7AA}">
-  <ds:schemaRefs>
-    <ds:schemaRef ds:uri="http://schemas.microsoft.com/sharepoint/v3/contenttype/forms"/>
-  </ds:schemaRefs>
-</ds:datastoreItem>
 </file>